--- a/TraysFastUpdate/wwwroot/ReportMacroTemplate_MV.docx
+++ b/TraysFastUpdate/wwwroot/ReportMacroTemplate_MV.docx
@@ -33,7 +33,15 @@
         <w:jc w:val="center"/>
       </w:pPr>
       <w:r>
-        <w:t>Cable tray name: {TrayName}</w:t>
+        <w:t>Cable tray name: {</w:t>
+      </w:r>
+      <w:proofErr w:type="spellStart"/>
+      <w:r>
+        <w:t>TrayName</w:t>
+      </w:r>
+      <w:proofErr w:type="spellEnd"/>
+      <w:r>
+        <w:t>}</w:t>
       </w:r>
     </w:p>
     <w:p/>
@@ -49,7 +57,21 @@
         <w:rPr>
           <w:color w:val="000000" w:themeColor="text1"/>
         </w:rPr>
-        <w:t>Cable tray type: Niedax {TrayType}</w:t>
+        <w:t xml:space="preserve">Cable tray type: </w:t>
+      </w:r>
+      <w:proofErr w:type="spellStart"/>
+      <w:r>
+        <w:rPr>
+          <w:color w:val="000000" w:themeColor="text1"/>
+        </w:rPr>
+        <w:t>Niedax</w:t>
+      </w:r>
+      <w:proofErr w:type="spellEnd"/>
+      <w:r>
+        <w:rPr>
+          <w:color w:val="000000" w:themeColor="text1"/>
+        </w:rPr>
+        <w:t xml:space="preserve"> {TrayType}</w:t>
       </w:r>
     </w:p>
     <w:p>
@@ -64,7 +86,21 @@
         <w:rPr>
           <w:color w:val="000000" w:themeColor="text1"/>
         </w:rPr>
-        <w:t>Cable tray purpose: {TrayPurpose}</w:t>
+        <w:t>Cable tray purpose: {</w:t>
+      </w:r>
+      <w:proofErr w:type="spellStart"/>
+      <w:r>
+        <w:rPr>
+          <w:color w:val="000000" w:themeColor="text1"/>
+        </w:rPr>
+        <w:t>TrayPurpose</w:t>
+      </w:r>
+      <w:proofErr w:type="spellEnd"/>
+      <w:r>
+        <w:rPr>
+          <w:color w:val="000000" w:themeColor="text1"/>
+        </w:rPr>
+        <w:t>}</w:t>
       </w:r>
     </w:p>
     <w:p/>
@@ -81,7 +117,31 @@
         <w:ind w:firstLine="720"/>
       </w:pPr>
       <w:r>
-        <w:t>Height: {TrayHeight} [mm], Width: {TrayWidth} [mm], Length: {TrayLength} [mm],</w:t>
+        <w:t>Height: {</w:t>
+      </w:r>
+      <w:proofErr w:type="spellStart"/>
+      <w:r>
+        <w:t>TrayHeight</w:t>
+      </w:r>
+      <w:proofErr w:type="spellEnd"/>
+      <w:r>
+        <w:t>} [mm], Width: {</w:t>
+      </w:r>
+      <w:proofErr w:type="spellStart"/>
+      <w:r>
+        <w:t>TrayWidth</w:t>
+      </w:r>
+      <w:proofErr w:type="spellEnd"/>
+      <w:r>
+        <w:t>} [mm], Length: {</w:t>
+      </w:r>
+      <w:proofErr w:type="spellStart"/>
+      <w:r>
+        <w:t>TrayLength</w:t>
+      </w:r>
+      <w:proofErr w:type="spellEnd"/>
+      <w:r>
+        <w:t>} [mm],</w:t>
       </w:r>
     </w:p>
     <w:p>
@@ -89,7 +149,15 @@
         <w:ind w:firstLine="720"/>
       </w:pPr>
       <w:r>
-        <w:t>Weight: {TrayWeight} [kg/m],</w:t>
+        <w:t>Weight: {</w:t>
+      </w:r>
+      <w:proofErr w:type="spellStart"/>
+      <w:r>
+        <w:t>TrayWeight</w:t>
+      </w:r>
+      <w:proofErr w:type="spellEnd"/>
+      <w:r>
+        <w:t>} [kg/m],</w:t>
       </w:r>
     </w:p>
     <w:p>
@@ -107,9 +175,13 @@
       </w:r>
     </w:p>
     <w:p>
-      <w:r>
-        <w:t>{CablesTable}</w:t>
-      </w:r>
+      <w:proofErr w:type="spellStart"/>
+      <w:r>
+        <w:t>CurrentCablesTable</w:t>
+      </w:r>
+      <w:proofErr w:type="spellEnd"/>
+    </w:p>
+    <w:p>
       <w:r>
         <w:br w:type="page"/>
       </w:r>
@@ -151,7 +223,15 @@
         <w:jc w:val="center"/>
       </w:pPr>
       <w:r>
-        <w:t>Supports count: {SupportsCount},</w:t>
+        <w:t>Supports count: {</w:t>
+      </w:r>
+      <w:proofErr w:type="spellStart"/>
+      <w:r>
+        <w:t>SupportsCount</w:t>
+      </w:r>
+      <w:proofErr w:type="spellEnd"/>
+      <w:r>
+        <w:t>},</w:t>
       </w:r>
     </w:p>
     <w:p>
@@ -159,7 +239,15 @@
         <w:jc w:val="center"/>
       </w:pPr>
       <w:r>
-        <w:t>Weight per piece: {SupportWeight} [kg]</w:t>
+        <w:t>Weight per piece: {</w:t>
+      </w:r>
+      <w:proofErr w:type="spellStart"/>
+      <w:r>
+        <w:t>SupportWeight</w:t>
+      </w:r>
+      <w:proofErr w:type="spellEnd"/>
+      <w:r>
+        <w:t>} [kg]</w:t>
       </w:r>
     </w:p>
     <w:p>
@@ -176,7 +264,15 @@
         <w:jc w:val="center"/>
       </w:pPr>
       <w:r>
-        <w:t xml:space="preserve">Supports total weight: {SuppTotalWeight} </w:t>
+        <w:t>Supports total weight: {</w:t>
+      </w:r>
+      <w:proofErr w:type="spellStart"/>
+      <w:r>
+        <w:t>SuppTotalWeight</w:t>
+      </w:r>
+      <w:proofErr w:type="spellEnd"/>
+      <w:r>
+        <w:t xml:space="preserve">} </w:t>
       </w:r>
     </w:p>
     <w:p>
@@ -190,7 +286,15 @@
         <w:jc w:val="center"/>
       </w:pPr>
       <w:r>
-        <w:t>Supports weight load per meter: {SuppWeightPerMeter}</w:t>
+        <w:t>Supports weight load per meter: {</w:t>
+      </w:r>
+      <w:proofErr w:type="spellStart"/>
+      <w:r>
+        <w:t>SuppWeightPerMeter</w:t>
+      </w:r>
+      <w:proofErr w:type="spellEnd"/>
+      <w:r>
+        <w:t>}</w:t>
       </w:r>
     </w:p>
     <w:p>
@@ -228,7 +332,15 @@
         <w:t>Tray weight l</w:t>
       </w:r>
       <w:r>
-        <w:t>oad per meter: {TrayLoadPerMeter}</w:t>
+        <w:t>oad per meter: {</w:t>
+      </w:r>
+      <w:proofErr w:type="spellStart"/>
+      <w:r>
+        <w:t>TrayLoadPerMeter</w:t>
+      </w:r>
+      <w:proofErr w:type="spellEnd"/>
+      <w:r>
+        <w:t>}</w:t>
       </w:r>
     </w:p>
     <w:p>
@@ -247,7 +359,15 @@
         <w:t xml:space="preserve">Tray total own weight: </w:t>
       </w:r>
       <w:r>
-        <w:t>{TrayWeightCalcs}</w:t>
+        <w:t>{</w:t>
+      </w:r>
+      <w:proofErr w:type="spellStart"/>
+      <w:r>
+        <w:t>TrayWeightCalcs</w:t>
+      </w:r>
+      <w:proofErr w:type="spellEnd"/>
+      <w:r>
+        <w:t>}</w:t>
       </w:r>
     </w:p>
     <w:p>
@@ -282,7 +402,15 @@
         <w:t xml:space="preserve"> </w:t>
       </w:r>
       <w:r>
-        <w:t>{CablesWeightPerMeter}</w:t>
+        <w:t>{</w:t>
+      </w:r>
+      <w:proofErr w:type="spellStart"/>
+      <w:r>
+        <w:t>CablesWeightPerMeter</w:t>
+      </w:r>
+      <w:proofErr w:type="spellEnd"/>
+      <w:r>
+        <w:t>}</w:t>
       </w:r>
     </w:p>
     <w:p>
@@ -290,8 +418,35 @@
         <w:ind w:firstLine="720"/>
       </w:pPr>
       <w:r>
+        <w:t xml:space="preserve">Total weight of all the cables on the tray is the sum of the cables weights. </w:t>
+      </w:r>
+    </w:p>
+    <w:p>
+      <w:pPr>
+        <w:jc w:val="center"/>
+      </w:pPr>
+      <w:r>
         <w:lastRenderedPageBreak/>
-        <w:t xml:space="preserve">Total weight of all the cables on the tray is the sum of the cables weights. </w:t>
+        <w:t xml:space="preserve">Total weight on the tray: </w:t>
+      </w:r>
+      <w:r>
+        <w:t>{</w:t>
+      </w:r>
+      <w:proofErr w:type="spellStart"/>
+      <w:r>
+        <w:t>CablesWeightCalculations</w:t>
+      </w:r>
+      <w:proofErr w:type="spellEnd"/>
+      <w:r>
+        <w:t>}</w:t>
+      </w:r>
+    </w:p>
+    <w:p>
+      <w:pPr>
+        <w:pStyle w:val="Heading2"/>
+      </w:pPr>
+      <w:r>
+        <w:t>Total weight:</w:t>
       </w:r>
     </w:p>
     <w:p>
@@ -299,18 +454,24 @@
         <w:jc w:val="center"/>
       </w:pPr>
       <w:r>
-        <w:t xml:space="preserve">Total weight on the tray: </w:t>
-      </w:r>
-      <w:r>
-        <w:t>{CablesWeightCalculations}</w:t>
-      </w:r>
-    </w:p>
-    <w:p>
-      <w:pPr>
-        <w:pStyle w:val="Heading2"/>
-      </w:pPr>
-      <w:r>
-        <w:t>Total weight:</w:t>
+        <w:t xml:space="preserve">Total weight </w:t>
+      </w:r>
+      <w:r>
+        <w:t xml:space="preserve">load </w:t>
+      </w:r>
+      <w:r>
+        <w:t>per meter:</w:t>
+      </w:r>
+      <w:r>
+        <w:t xml:space="preserve"> {</w:t>
+      </w:r>
+      <w:proofErr w:type="spellStart"/>
+      <w:r>
+        <w:t>TotalPerPoint</w:t>
+      </w:r>
+      <w:proofErr w:type="spellEnd"/>
+      <w:r>
+        <w:t>}</w:t>
       </w:r>
     </w:p>
     <w:p>
@@ -318,37 +479,30 @@
         <w:jc w:val="center"/>
       </w:pPr>
       <w:r>
-        <w:t xml:space="preserve">Total weight </w:t>
-      </w:r>
-      <w:r>
-        <w:t xml:space="preserve">load </w:t>
-      </w:r>
-      <w:r>
-        <w:t>per meter:</w:t>
-      </w:r>
-      <w:r>
-        <w:t xml:space="preserve"> {TotalPerPoint}</w:t>
-      </w:r>
-    </w:p>
+        <w:t xml:space="preserve">Total weight: </w:t>
+      </w:r>
+      <w:r>
+        <w:t>{</w:t>
+      </w:r>
+      <w:proofErr w:type="spellStart"/>
+      <w:r>
+        <w:t>TotalCalc</w:t>
+      </w:r>
+      <w:proofErr w:type="spellEnd"/>
+      <w:r>
+        <w:t>}</w:t>
+      </w:r>
+    </w:p>
+    <w:p/>
     <w:p>
       <w:pPr>
         <w:jc w:val="center"/>
       </w:pPr>
-      <w:r>
-        <w:t xml:space="preserve">Total weight: </w:t>
-      </w:r>
-      <w:r>
-        <w:t>{TotalCalc}</w:t>
-      </w:r>
-    </w:p>
-    <w:p/>
-    <w:p>
-      <w:pPr>
-        <w:jc w:val="center"/>
-      </w:pPr>
-      <w:r>
-        <w:t>{DiagramTrayPic}</w:t>
-      </w:r>
+      <w:proofErr w:type="spellStart"/>
+      <w:r>
+        <w:t>DiagramTrayPic</w:t>
+      </w:r>
+      <w:proofErr w:type="spellEnd"/>
     </w:p>
     <w:p>
       <w:pPr>
@@ -451,9 +605,11 @@
       <w:pPr>
         <w:jc w:val="center"/>
       </w:pPr>
-      <w:r>
-        <w:t>{TrayPicture}</w:t>
-      </w:r>
+      <w:proofErr w:type="spellStart"/>
+      <w:r>
+        <w:t>TrayPicture</w:t>
+      </w:r>
+      <w:proofErr w:type="spellEnd"/>
     </w:p>
     <w:p>
       <w:pPr>
@@ -476,7 +632,15 @@
         <w:ind w:firstLine="720"/>
       </w:pPr>
       <w:r>
-        <w:t xml:space="preserve">Tray board height is {TrayHeight} [mm], but the </w:t>
+        <w:t>Tray board height is {</w:t>
+      </w:r>
+      <w:proofErr w:type="spellStart"/>
+      <w:r>
+        <w:t>TrayHeight</w:t>
+      </w:r>
+      <w:proofErr w:type="spellEnd"/>
+      <w:r>
+        <w:t xml:space="preserve">} [mm], but the </w:t>
       </w:r>
       <w:r>
         <w:t>C-profiles</w:t>
@@ -488,7 +652,23 @@
         <w:t>y</w:t>
       </w:r>
       <w:r>
-        <w:t xml:space="preserve"> a part of the volume space. So, the useful height for the tray is {TrayHeight} – 15 = {TrayHeightFormula} [mm]. </w:t>
+        <w:t xml:space="preserve"> a part of the volume space. So, the useful height for the tray is {</w:t>
+      </w:r>
+      <w:proofErr w:type="spellStart"/>
+      <w:r>
+        <w:t>TrayHeight</w:t>
+      </w:r>
+      <w:proofErr w:type="spellEnd"/>
+      <w:r>
+        <w:t>} – 15 = {</w:t>
+      </w:r>
+      <w:proofErr w:type="spellStart"/>
+      <w:r>
+        <w:t>TrayHeightFormula</w:t>
+      </w:r>
+      <w:proofErr w:type="spellEnd"/>
+      <w:r>
+        <w:t xml:space="preserve">} [mm]. </w:t>
       </w:r>
       <w:r>
         <w:t xml:space="preserve">Medium voltage cables are laid and grouped in </w:t>
@@ -639,7 +819,7 @@
         </w:rPr>
         <w:lastRenderedPageBreak/>
         <w:drawing>
-          <wp:inline distT="0" distB="0" distL="0" distR="0" wp14:anchorId="66C12839" wp14:editId="6B35D988">
+          <wp:inline distT="0" distB="0" distL="0" distR="0" wp14:anchorId="66C12839" wp14:editId="2C31D443">
             <wp:extent cx="6181725" cy="2653030"/>
             <wp:effectExtent l="0" t="0" r="9525" b="0"/>
             <wp:docPr id="1518425109" name="Picture 2"/>
@@ -737,10 +917,12 @@
       <w:pPr>
         <w:jc w:val="center"/>
       </w:pPr>
+      <w:proofErr w:type="spellStart"/>
       <w:r>
         <w:lastRenderedPageBreak/>
-        <w:t>{FillPicture}</w:t>
-      </w:r>
+        <w:t>FillPicture</w:t>
+      </w:r>
+      <w:proofErr w:type="spellEnd"/>
     </w:p>
     <w:sectPr>
       <w:headerReference w:type="default" r:id="rId9"/>
@@ -863,7 +1045,15 @@
             </w:tabs>
           </w:pPr>
           <w:r>
-            <w:t xml:space="preserve"> DATE: {TodayDate}</w:t>
+            <w:t xml:space="preserve"> DATE: {</w:t>
+          </w:r>
+          <w:proofErr w:type="spellStart"/>
+          <w:r>
+            <w:t>TodayDate</w:t>
+          </w:r>
+          <w:proofErr w:type="spellEnd"/>
+          <w:r>
+            <w:t>}</w:t>
           </w:r>
         </w:p>
       </w:tc>
@@ -883,7 +1073,15 @@
             </w:tabs>
           </w:pPr>
           <w:r>
-            <w:t>SHEET: Cable tray calculations - {TrayName}</w:t>
+            <w:t>SHEET: Cable tray calculations - {</w:t>
+          </w:r>
+          <w:proofErr w:type="spellStart"/>
+          <w:r>
+            <w:t>TrayName</w:t>
+          </w:r>
+          <w:proofErr w:type="spellEnd"/>
+          <w:r>
+            <w:t>}</w:t>
           </w:r>
         </w:p>
       </w:tc>
@@ -926,7 +1124,15 @@
             <w:t xml:space="preserve"> </w:t>
           </w:r>
           <w:r>
-            <w:t>{DocNo}</w:t>
+            <w:t>{</w:t>
+          </w:r>
+          <w:proofErr w:type="spellStart"/>
+          <w:r>
+            <w:t>DocNo</w:t>
+          </w:r>
+          <w:proofErr w:type="spellEnd"/>
+          <w:r>
+            <w:t>}</w:t>
           </w:r>
         </w:p>
       </w:tc>
@@ -949,7 +1155,15 @@
             <w:t xml:space="preserve"> </w:t>
           </w:r>
           <w:r>
-            <w:t>{DocType}</w:t>
+            <w:t>{</w:t>
+          </w:r>
+          <w:proofErr w:type="spellStart"/>
+          <w:r>
+            <w:t>DocType</w:t>
+          </w:r>
+          <w:proofErr w:type="spellEnd"/>
+          <w:r>
+            <w:t>}</w:t>
           </w:r>
         </w:p>
       </w:tc>
@@ -966,7 +1180,15 @@
             </w:tabs>
           </w:pPr>
           <w:r>
-            <w:t>DOC. PART: {DocPart}</w:t>
+            <w:t>DOC. PART: {</w:t>
+          </w:r>
+          <w:proofErr w:type="spellStart"/>
+          <w:r>
+            <w:t>DocPart</w:t>
+          </w:r>
+          <w:proofErr w:type="spellEnd"/>
+          <w:r>
+            <w:t>}</w:t>
           </w:r>
         </w:p>
       </w:tc>
@@ -989,7 +1211,15 @@
             <w:t xml:space="preserve"> </w:t>
           </w:r>
           <w:r>
-            <w:t>{RevNo}</w:t>
+            <w:t>{</w:t>
+          </w:r>
+          <w:proofErr w:type="spellStart"/>
+          <w:r>
+            <w:t>RevNo</w:t>
+          </w:r>
+          <w:proofErr w:type="spellEnd"/>
+          <w:r>
+            <w:t>}</w:t>
           </w:r>
         </w:p>
       </w:tc>
@@ -1150,10 +1380,10 @@
         <w:noProof/>
       </w:rPr>
       <w:drawing>
-        <wp:inline distT="0" distB="0" distL="0" distR="0" wp14:anchorId="6A61E26D" wp14:editId="566179B6">
-          <wp:extent cx="1457976" cy="822960"/>
-          <wp:effectExtent l="0" t="0" r="8890" b="0"/>
-          <wp:docPr id="708732719" name="Picture 1" descr="A black and white logo&#10;&#10;Description automatically generated"/>
+        <wp:inline distT="0" distB="0" distL="0" distR="0" wp14:anchorId="6A61E26D" wp14:editId="25E09CB4">
+          <wp:extent cx="3186547" cy="525780"/>
+          <wp:effectExtent l="0" t="0" r="0" b="7620"/>
+          <wp:docPr id="708732719" name="Picture 1"/>
           <wp:cNvGraphicFramePr>
             <a:graphicFrameLocks xmlns:a="http://schemas.openxmlformats.org/drawingml/2006/main" noChangeAspect="1"/>
           </wp:cNvGraphicFramePr>
@@ -1161,7 +1391,7 @@
             <a:graphicData uri="http://schemas.openxmlformats.org/drawingml/2006/picture">
               <pic:pic xmlns:pic="http://schemas.openxmlformats.org/drawingml/2006/picture">
                 <pic:nvPicPr>
-                  <pic:cNvPr id="708732719" name="Picture 1" descr="A black and white logo&#10;&#10;Description automatically generated"/>
+                  <pic:cNvPr id="708732719" name="Picture 1"/>
                   <pic:cNvPicPr/>
                 </pic:nvPicPr>
                 <pic:blipFill>
@@ -1179,7 +1409,7 @@
                 <pic:spPr>
                   <a:xfrm>
                     <a:off x="0" y="0"/>
-                    <a:ext cx="1457976" cy="822960"/>
+                    <a:ext cx="3200260" cy="528043"/>
                   </a:xfrm>
                   <a:prstGeom prst="rect">
                     <a:avLst/>
@@ -1211,9 +1441,9 @@
         <w:noProof/>
       </w:rPr>
       <w:drawing>
-        <wp:inline distT="0" distB="0" distL="0" distR="0" wp14:anchorId="3058F303" wp14:editId="77CC1B8E">
-          <wp:extent cx="3723436" cy="824766"/>
-          <wp:effectExtent l="0" t="0" r="0" b="0"/>
+        <wp:inline distT="0" distB="0" distL="0" distR="0" wp14:anchorId="3058F303" wp14:editId="7FC03AFA">
+          <wp:extent cx="2628900" cy="582319"/>
+          <wp:effectExtent l="0" t="0" r="0" b="8255"/>
           <wp:docPr id="507391400" name="Picture 1" descr="A red and blue logo&#10;&#10;Description automatically generated"/>
           <wp:cNvGraphicFramePr>
             <a:graphicFrameLocks xmlns:a="http://schemas.openxmlformats.org/drawingml/2006/main" noChangeAspect="1"/>
@@ -1240,7 +1470,7 @@
                 <pic:spPr>
                   <a:xfrm>
                     <a:off x="0" y="0"/>
-                    <a:ext cx="3806476" cy="843160"/>
+                    <a:ext cx="2736111" cy="606067"/>
                   </a:xfrm>
                   <a:prstGeom prst="rect">
                     <a:avLst/>
@@ -1873,6 +2103,7 @@
   <w:style w:type="character" w:default="1" w:styleId="DefaultParagraphFont">
     <w:name w:val="Default Paragraph Font"/>
     <w:uiPriority w:val="1"/>
+    <w:semiHidden/>
     <w:unhideWhenUsed/>
   </w:style>
   <w:style w:type="table" w:default="1" w:styleId="TableNormal">
